--- a/assets/libreoffice_writ_njc/916c6ea4-3099-4aa8-b968-485ff5b03fb9/Report_L2_06.docx
+++ b/assets/libreoffice_writ_njc/916c6ea4-3099-4aa8-b968-485ff5b03fb9/Report_L2_06.docx
@@ -91,6 +91,7 @@
           <w:p>
             <w:pPr>
               <w:pStyle w:val="TableContents"/>
+              <w:widowControl w:val="false"/>
               <w:spacing w:before="0" w:after="200"/>
               <w:rPr/>
             </w:pPr>
@@ -108,6 +109,7 @@
           <w:p>
             <w:pPr>
               <w:pStyle w:val="TableContents"/>
+              <w:widowControl w:val="false"/>
               <w:spacing w:before="0" w:after="200"/>
               <w:rPr/>
             </w:pPr>
@@ -125,6 +127,7 @@
           <w:p>
             <w:pPr>
               <w:pStyle w:val="TableContents"/>
+              <w:widowControl w:val="false"/>
               <w:spacing w:before="0" w:after="200"/>
               <w:rPr/>
             </w:pPr>
@@ -145,6 +148,7 @@
           <w:p>
             <w:pPr>
               <w:pStyle w:val="TableContents"/>
+              <w:widowControl w:val="false"/>
               <w:spacing w:before="0" w:after="200"/>
               <w:rPr/>
             </w:pPr>
@@ -162,6 +166,7 @@
           <w:p>
             <w:pPr>
               <w:pStyle w:val="TableContents"/>
+              <w:widowControl w:val="false"/>
               <w:spacing w:before="0" w:after="200"/>
               <w:rPr/>
             </w:pPr>
@@ -179,6 +184,7 @@
           <w:p>
             <w:pPr>
               <w:pStyle w:val="TableContents"/>
+              <w:widowControl w:val="false"/>
               <w:spacing w:before="0" w:after="200"/>
               <w:rPr/>
             </w:pPr>
@@ -199,6 +205,7 @@
           <w:p>
             <w:pPr>
               <w:pStyle w:val="TableContents"/>
+              <w:widowControl w:val="false"/>
               <w:spacing w:before="0" w:after="200"/>
               <w:rPr/>
             </w:pPr>
@@ -216,6 +223,7 @@
           <w:p>
             <w:pPr>
               <w:pStyle w:val="TableContents"/>
+              <w:widowControl w:val="false"/>
               <w:spacing w:before="0" w:after="200"/>
               <w:rPr/>
             </w:pPr>
@@ -233,6 +241,7 @@
           <w:p>
             <w:pPr>
               <w:pStyle w:val="TableContents"/>
+              <w:widowControl w:val="false"/>
               <w:spacing w:before="0" w:after="200"/>
               <w:rPr/>
             </w:pPr>
@@ -253,6 +262,7 @@
           <w:p>
             <w:pPr>
               <w:pStyle w:val="TableContents"/>
+              <w:widowControl w:val="false"/>
               <w:spacing w:before="0" w:after="200"/>
               <w:rPr/>
             </w:pPr>
@@ -270,6 +280,7 @@
           <w:p>
             <w:pPr>
               <w:pStyle w:val="TableContents"/>
+              <w:widowControl w:val="false"/>
               <w:spacing w:before="0" w:after="200"/>
               <w:rPr/>
             </w:pPr>
@@ -287,6 +298,7 @@
           <w:p>
             <w:pPr>
               <w:pStyle w:val="TableContents"/>
+              <w:widowControl w:val="false"/>
               <w:spacing w:before="0" w:after="200"/>
               <w:rPr/>
             </w:pPr>
@@ -413,6 +425,7 @@
         </w:tabs>
         <w:ind w:left="1080" w:hanging="360"/>
       </w:pPr>
+      <w:rPr/>
     </w:lvl>
     <w:lvl w:ilvl="2">
       <w:start w:val="1"/>
@@ -425,6 +438,7 @@
         </w:tabs>
         <w:ind w:left="1440" w:hanging="360"/>
       </w:pPr>
+      <w:rPr/>
     </w:lvl>
     <w:lvl w:ilvl="3">
       <w:start w:val="1"/>
@@ -437,6 +451,7 @@
         </w:tabs>
         <w:ind w:left="1800" w:hanging="360"/>
       </w:pPr>
+      <w:rPr/>
     </w:lvl>
     <w:lvl w:ilvl="4">
       <w:start w:val="1"/>
@@ -449,6 +464,7 @@
         </w:tabs>
         <w:ind w:left="2160" w:hanging="360"/>
       </w:pPr>
+      <w:rPr/>
     </w:lvl>
     <w:lvl w:ilvl="5">
       <w:start w:val="1"/>
@@ -461,6 +477,7 @@
         </w:tabs>
         <w:ind w:left="2520" w:hanging="360"/>
       </w:pPr>
+      <w:rPr/>
     </w:lvl>
     <w:lvl w:ilvl="6">
       <w:start w:val="1"/>
@@ -473,6 +490,7 @@
         </w:tabs>
         <w:ind w:left="2880" w:hanging="360"/>
       </w:pPr>
+      <w:rPr/>
     </w:lvl>
     <w:lvl w:ilvl="7">
       <w:start w:val="1"/>
@@ -485,6 +503,7 @@
         </w:tabs>
         <w:ind w:left="3240" w:hanging="360"/>
       </w:pPr>
+      <w:rPr/>
     </w:lvl>
     <w:lvl w:ilvl="8">
       <w:start w:val="1"/>
@@ -497,6 +516,7 @@
         </w:tabs>
         <w:ind w:left="3600" w:hanging="360"/>
       </w:pPr>
+      <w:rPr/>
     </w:lvl>
   </w:abstractNum>
   <w:abstractNum w:abstractNumId="2">
@@ -526,6 +546,7 @@
         </w:tabs>
         <w:ind w:left="1080" w:hanging="360"/>
       </w:pPr>
+      <w:rPr/>
     </w:lvl>
     <w:lvl w:ilvl="2">
       <w:start w:val="1"/>
@@ -538,6 +559,7 @@
         </w:tabs>
         <w:ind w:left="1440" w:hanging="360"/>
       </w:pPr>
+      <w:rPr/>
     </w:lvl>
     <w:lvl w:ilvl="3">
       <w:start w:val="1"/>
@@ -550,6 +572,7 @@
         </w:tabs>
         <w:ind w:left="1800" w:hanging="360"/>
       </w:pPr>
+      <w:rPr/>
     </w:lvl>
     <w:lvl w:ilvl="4">
       <w:start w:val="1"/>
@@ -562,6 +585,7 @@
         </w:tabs>
         <w:ind w:left="2160" w:hanging="360"/>
       </w:pPr>
+      <w:rPr/>
     </w:lvl>
     <w:lvl w:ilvl="5">
       <w:start w:val="1"/>
@@ -574,6 +598,7 @@
         </w:tabs>
         <w:ind w:left="2520" w:hanging="360"/>
       </w:pPr>
+      <w:rPr/>
     </w:lvl>
     <w:lvl w:ilvl="6">
       <w:start w:val="1"/>
@@ -586,6 +611,7 @@
         </w:tabs>
         <w:ind w:left="2880" w:hanging="360"/>
       </w:pPr>
+      <w:rPr/>
     </w:lvl>
     <w:lvl w:ilvl="7">
       <w:start w:val="1"/>
@@ -598,6 +624,7 @@
         </w:tabs>
         <w:ind w:left="3240" w:hanging="360"/>
       </w:pPr>
+      <w:rPr/>
     </w:lvl>
     <w:lvl w:ilvl="8">
       <w:start w:val="1"/>
@@ -610,6 +637,7 @@
         </w:tabs>
         <w:ind w:left="3600" w:hanging="360"/>
       </w:pPr>
+      <w:rPr/>
     </w:lvl>
   </w:abstractNum>
   <w:abstractNum w:abstractNumId="3">
@@ -639,6 +667,7 @@
         </w:tabs>
         <w:ind w:left="1080" w:hanging="360"/>
       </w:pPr>
+      <w:rPr/>
     </w:lvl>
     <w:lvl w:ilvl="2">
       <w:start w:val="1"/>
@@ -651,6 +680,7 @@
         </w:tabs>
         <w:ind w:left="1440" w:hanging="360"/>
       </w:pPr>
+      <w:rPr/>
     </w:lvl>
     <w:lvl w:ilvl="3">
       <w:start w:val="1"/>
@@ -663,6 +693,7 @@
         </w:tabs>
         <w:ind w:left="1800" w:hanging="360"/>
       </w:pPr>
+      <w:rPr/>
     </w:lvl>
     <w:lvl w:ilvl="4">
       <w:start w:val="1"/>
@@ -675,6 +706,7 @@
         </w:tabs>
         <w:ind w:left="2160" w:hanging="360"/>
       </w:pPr>
+      <w:rPr/>
     </w:lvl>
     <w:lvl w:ilvl="5">
       <w:start w:val="1"/>
@@ -687,6 +719,7 @@
         </w:tabs>
         <w:ind w:left="2520" w:hanging="360"/>
       </w:pPr>
+      <w:rPr/>
     </w:lvl>
     <w:lvl w:ilvl="6">
       <w:start w:val="1"/>
@@ -699,6 +732,7 @@
         </w:tabs>
         <w:ind w:left="2880" w:hanging="360"/>
       </w:pPr>
+      <w:rPr/>
     </w:lvl>
     <w:lvl w:ilvl="7">
       <w:start w:val="1"/>
@@ -711,6 +745,7 @@
         </w:tabs>
         <w:ind w:left="3240" w:hanging="360"/>
       </w:pPr>
+      <w:rPr/>
     </w:lvl>
     <w:lvl w:ilvl="8">
       <w:start w:val="1"/>
@@ -723,6 +758,7 @@
         </w:tabs>
         <w:ind w:left="3600" w:hanging="360"/>
       </w:pPr>
+      <w:rPr/>
     </w:lvl>
   </w:abstractNum>
   <w:abstractNum w:abstractNumId="4">
@@ -750,6 +786,7 @@
         </w:tabs>
         <w:ind w:left="1080" w:hanging="360"/>
       </w:pPr>
+      <w:rPr/>
     </w:lvl>
     <w:lvl w:ilvl="2">
       <w:start w:val="1"/>
@@ -762,6 +799,7 @@
         </w:tabs>
         <w:ind w:left="1440" w:hanging="360"/>
       </w:pPr>
+      <w:rPr/>
     </w:lvl>
     <w:lvl w:ilvl="3">
       <w:start w:val="1"/>
@@ -774,6 +812,7 @@
         </w:tabs>
         <w:ind w:left="1800" w:hanging="360"/>
       </w:pPr>
+      <w:rPr/>
     </w:lvl>
     <w:lvl w:ilvl="4">
       <w:start w:val="1"/>
@@ -786,6 +825,7 @@
         </w:tabs>
         <w:ind w:left="2160" w:hanging="360"/>
       </w:pPr>
+      <w:rPr/>
     </w:lvl>
     <w:lvl w:ilvl="5">
       <w:start w:val="1"/>
@@ -798,6 +838,7 @@
         </w:tabs>
         <w:ind w:left="2520" w:hanging="360"/>
       </w:pPr>
+      <w:rPr/>
     </w:lvl>
     <w:lvl w:ilvl="6">
       <w:start w:val="1"/>
@@ -810,6 +851,7 @@
         </w:tabs>
         <w:ind w:left="2880" w:hanging="360"/>
       </w:pPr>
+      <w:rPr/>
     </w:lvl>
     <w:lvl w:ilvl="7">
       <w:start w:val="1"/>
@@ -822,6 +864,7 @@
         </w:tabs>
         <w:ind w:left="3240" w:hanging="360"/>
       </w:pPr>
+      <w:rPr/>
     </w:lvl>
     <w:lvl w:ilvl="8">
       <w:start w:val="1"/>
@@ -834,6 +877,7 @@
         </w:tabs>
         <w:ind w:left="3600" w:hanging="360"/>
       </w:pPr>
+      <w:rPr/>
     </w:lvl>
   </w:abstractNum>
   <w:abstractNum w:abstractNumId="5">
@@ -861,6 +905,7 @@
         </w:tabs>
         <w:ind w:left="1080" w:hanging="360"/>
       </w:pPr>
+      <w:rPr/>
     </w:lvl>
     <w:lvl w:ilvl="2">
       <w:start w:val="1"/>
@@ -873,6 +918,7 @@
         </w:tabs>
         <w:ind w:left="1440" w:hanging="360"/>
       </w:pPr>
+      <w:rPr/>
     </w:lvl>
     <w:lvl w:ilvl="3">
       <w:start w:val="1"/>
@@ -885,6 +931,7 @@
         </w:tabs>
         <w:ind w:left="1800" w:hanging="360"/>
       </w:pPr>
+      <w:rPr/>
     </w:lvl>
     <w:lvl w:ilvl="4">
       <w:start w:val="1"/>
@@ -897,6 +944,7 @@
         </w:tabs>
         <w:ind w:left="2160" w:hanging="360"/>
       </w:pPr>
+      <w:rPr/>
     </w:lvl>
     <w:lvl w:ilvl="5">
       <w:start w:val="1"/>
@@ -909,6 +957,7 @@
         </w:tabs>
         <w:ind w:left="2520" w:hanging="360"/>
       </w:pPr>
+      <w:rPr/>
     </w:lvl>
     <w:lvl w:ilvl="6">
       <w:start w:val="1"/>
@@ -921,6 +970,7 @@
         </w:tabs>
         <w:ind w:left="2880" w:hanging="360"/>
       </w:pPr>
+      <w:rPr/>
     </w:lvl>
     <w:lvl w:ilvl="7">
       <w:start w:val="1"/>
@@ -933,6 +983,7 @@
         </w:tabs>
         <w:ind w:left="3240" w:hanging="360"/>
       </w:pPr>
+      <w:rPr/>
     </w:lvl>
     <w:lvl w:ilvl="8">
       <w:start w:val="1"/>
@@ -945,6 +996,7 @@
         </w:tabs>
         <w:ind w:left="3600" w:hanging="360"/>
       </w:pPr>
+      <w:rPr/>
     </w:lvl>
   </w:abstractNum>
   <w:abstractNum w:abstractNumId="6">
@@ -972,6 +1024,7 @@
         </w:tabs>
         <w:ind w:left="1080" w:hanging="360"/>
       </w:pPr>
+      <w:rPr/>
     </w:lvl>
     <w:lvl w:ilvl="2">
       <w:start w:val="1"/>
@@ -984,6 +1037,7 @@
         </w:tabs>
         <w:ind w:left="1440" w:hanging="360"/>
       </w:pPr>
+      <w:rPr/>
     </w:lvl>
     <w:lvl w:ilvl="3">
       <w:start w:val="1"/>
@@ -996,6 +1050,7 @@
         </w:tabs>
         <w:ind w:left="1800" w:hanging="360"/>
       </w:pPr>
+      <w:rPr/>
     </w:lvl>
     <w:lvl w:ilvl="4">
       <w:start w:val="1"/>
@@ -1008,6 +1063,7 @@
         </w:tabs>
         <w:ind w:left="2160" w:hanging="360"/>
       </w:pPr>
+      <w:rPr/>
     </w:lvl>
     <w:lvl w:ilvl="5">
       <w:start w:val="1"/>
@@ -1020,6 +1076,7 @@
         </w:tabs>
         <w:ind w:left="2520" w:hanging="360"/>
       </w:pPr>
+      <w:rPr/>
     </w:lvl>
     <w:lvl w:ilvl="6">
       <w:start w:val="1"/>
@@ -1032,6 +1089,7 @@
         </w:tabs>
         <w:ind w:left="2880" w:hanging="360"/>
       </w:pPr>
+      <w:rPr/>
     </w:lvl>
     <w:lvl w:ilvl="7">
       <w:start w:val="1"/>
@@ -1044,6 +1102,7 @@
         </w:tabs>
         <w:ind w:left="3240" w:hanging="360"/>
       </w:pPr>
+      <w:rPr/>
     </w:lvl>
     <w:lvl w:ilvl="8">
       <w:start w:val="1"/>
@@ -1056,6 +1115,7 @@
         </w:tabs>
         <w:ind w:left="3600" w:hanging="360"/>
       </w:pPr>
+      <w:rPr/>
     </w:lvl>
   </w:abstractNum>
   <w:abstractNum w:abstractNumId="7">
@@ -1363,6 +1423,7 @@
     <w:rsid w:val="00fc693f"/>
     <w:pPr>
       <w:widowControl/>
+      <w:suppressAutoHyphens w:val="true"/>
       <w:bidi w:val="0"/>
       <w:spacing w:lineRule="auto" w:line="276" w:before="0" w:after="200"/>
       <w:jc w:val="left"/>
@@ -2055,6 +2116,7 @@
     <w:rsid w:val="00fc693f"/>
     <w:pPr>
       <w:widowControl/>
+      <w:suppressAutoHyphens w:val="true"/>
       <w:bidi w:val="0"/>
       <w:spacing w:lineRule="auto" w:line="240" w:before="0" w:after="0"/>
       <w:jc w:val="left"/>
@@ -2153,24 +2215,29 @@
       <w:szCs w:val="16"/>
     </w:rPr>
   </w:style>
-  <w:style w:type="paragraph" w:styleId="List2">
+  <w:style w:type="paragraph" w:styleId="ListBullet3">
     <w:name w:val="List Bullet 3"/>
     <w:basedOn w:val="Normal"/>
     <w:uiPriority w:val="99"/>
     <w:unhideWhenUsed/>
+    <w:qFormat/>
     <w:rsid w:val="00326f90"/>
     <w:pPr>
+      <w:numPr>
+        <w:ilvl w:val="0"/>
+        <w:numId w:val="3"/>
+      </w:numPr>
       <w:spacing w:before="0" w:after="200"/>
-      <w:ind w:left="720" w:hanging="360"/>
       <w:contextualSpacing/>
     </w:pPr>
     <w:rPr/>
   </w:style>
-  <w:style w:type="paragraph" w:styleId="List3">
+  <w:style w:type="paragraph" w:styleId="ListBullet4">
     <w:name w:val="List Bullet 4"/>
     <w:basedOn w:val="Normal"/>
     <w:uiPriority w:val="99"/>
     <w:unhideWhenUsed/>
+    <w:qFormat/>
     <w:rsid w:val="00326f90"/>
     <w:pPr>
       <w:spacing w:before="0" w:after="200"/>
@@ -2207,23 +2274,6 @@
       <w:numPr>
         <w:ilvl w:val="0"/>
         <w:numId w:val="2"/>
-      </w:numPr>
-      <w:spacing w:before="0" w:after="200"/>
-      <w:contextualSpacing/>
-    </w:pPr>
-    <w:rPr/>
-  </w:style>
-  <w:style w:type="paragraph" w:styleId="ListBullet3">
-    <w:name w:val="List Bullet 3"/>
-    <w:basedOn w:val="Normal"/>
-    <w:uiPriority w:val="99"/>
-    <w:unhideWhenUsed/>
-    <w:qFormat/>
-    <w:rsid w:val="00326f90"/>
-    <w:pPr>
-      <w:numPr>
-        <w:ilvl w:val="0"/>
-        <w:numId w:val="3"/>
       </w:numPr>
       <w:spacing w:before="0" w:after="200"/>
       <w:contextualSpacing/>
@@ -2342,6 +2392,7 @@
         <w:tab w:val="left" w:pos="3456" w:leader="none"/>
         <w:tab w:val="left" w:pos="4032" w:leader="none"/>
       </w:tabs>
+      <w:suppressAutoHyphens w:val="true"/>
       <w:bidi w:val="0"/>
       <w:spacing w:lineRule="auto" w:line="276" w:before="0" w:after="200"/>
       <w:jc w:val="left"/>
